--- a/Projekt.docx
+++ b/Projekt.docx
@@ -8141,7 +8141,548 @@
       <w:pPr>
         <w:pStyle w:val="Nagwek1"/>
       </w:pPr>
+    </w:p>
+    <w:p>
+      <w:pPr>
+        <w:pStyle w:val="Nagwek1"/>
+      </w:pPr>
+    </w:p>
+    <w:p>
+      <w:pPr>
+        <w:pStyle w:val="Nagwek1"/>
+      </w:pPr>
+    </w:p>
+    <w:p>
+      <w:pPr>
+        <w:pStyle w:val="Nagwek1"/>
+      </w:pPr>
+    </w:p>
+    <w:p>
+      <w:pPr>
+        <w:pStyle w:val="Nagwek1"/>
+      </w:pPr>
+    </w:p>
+    <w:p>
+      <w:pPr>
+        <w:pStyle w:val="Nagwek1"/>
+      </w:pPr>
+    </w:p>
+    <w:p/>
+    <w:p/>
+    <w:p>
+      <w:pPr>
+        <w:pStyle w:val="Nagwek1"/>
+      </w:pPr>
+      <w:r>
+        <w:lastRenderedPageBreak/>
+        <w:t>4.2. Diagramy czynności</w:t>
+      </w:r>
+    </w:p>
+    <w:p>
+      <w:pPr>
+        <w:rPr>
+          <w:b/>
+          <w:bCs/>
+        </w:rPr>
+      </w:pPr>
+      <w:r>
+        <w:rPr>
+          <w:b/>
+          <w:bCs/>
+        </w:rPr>
+        <w:t>Błażej Głowacki</w:t>
+      </w:r>
+    </w:p>
+    <w:p>
+      <w:pPr>
+        <w:rPr>
+          <w:b/>
+          <w:bCs/>
+        </w:rPr>
+      </w:pPr>
+      <w:r>
+        <w:rPr>
+          <w:b/>
+          <w:bCs/>
+        </w:rPr>
+        <w:t>Zapis</w:t>
+      </w:r>
+      <w:r>
+        <w:rPr>
+          <w:b/>
+          <w:bCs/>
+        </w:rPr>
+        <w:t>y</w:t>
+      </w:r>
+      <w:r>
+        <w:rPr>
+          <w:b/>
+          <w:bCs/>
+        </w:rPr>
+        <w:t xml:space="preserve"> na zajęcia</w:t>
+      </w:r>
+    </w:p>
+    <w:p>
+      <w:pPr>
+        <w:rPr>
+          <w:b/>
+          <w:bCs/>
+        </w:rPr>
+      </w:pPr>
+      <w:r>
+        <w:rPr>
+          <w:b/>
+          <w:bCs/>
+        </w:rPr>
+        <w:drawing>
+          <wp:inline distT="0" distB="0" distL="0" distR="0" wp14:anchorId="088C4F89" wp14:editId="4CD876A7">
+            <wp:extent cx="5731510" cy="4112260"/>
+            <wp:effectExtent l="0" t="0" r="2540" b="2540"/>
+            <wp:docPr id="1719380642" name="Obraz 1"/>
+            <wp:cNvGraphicFramePr>
+              <a:graphicFrameLocks xmlns:a="http://schemas.openxmlformats.org/drawingml/2006/main" noChangeAspect="1"/>
+            </wp:cNvGraphicFramePr>
+            <a:graphic xmlns:a="http://schemas.openxmlformats.org/drawingml/2006/main">
+              <a:graphicData uri="http://schemas.openxmlformats.org/drawingml/2006/picture">
+                <pic:pic xmlns:pic="http://schemas.openxmlformats.org/drawingml/2006/picture">
+                  <pic:nvPicPr>
+                    <pic:cNvPr id="1719380642" name=""/>
+                    <pic:cNvPicPr/>
+                  </pic:nvPicPr>
+                  <pic:blipFill>
+                    <a:blip r:embed="rId8"/>
+                    <a:stretch>
+                      <a:fillRect/>
+                    </a:stretch>
+                  </pic:blipFill>
+                  <pic:spPr>
+                    <a:xfrm>
+                      <a:off x="0" y="0"/>
+                      <a:ext cx="5731510" cy="4112260"/>
+                    </a:xfrm>
+                    <a:prstGeom prst="rect">
+                      <a:avLst/>
+                    </a:prstGeom>
+                  </pic:spPr>
+                </pic:pic>
+              </a:graphicData>
+            </a:graphic>
+          </wp:inline>
+        </w:drawing>
+      </w:r>
+    </w:p>
+    <w:p/>
+    <w:p>
+      <w:pPr>
+        <w:rPr>
+          <w:b/>
+          <w:bCs/>
+        </w:rPr>
+      </w:pPr>
+    </w:p>
+    <w:p>
+      <w:pPr>
+        <w:rPr>
+          <w:b/>
+          <w:bCs/>
+        </w:rPr>
+      </w:pPr>
+    </w:p>
+    <w:p>
+      <w:pPr>
+        <w:rPr>
+          <w:b/>
+          <w:bCs/>
+        </w:rPr>
+      </w:pPr>
+    </w:p>
+    <w:p>
+      <w:pPr>
+        <w:rPr>
+          <w:b/>
+          <w:bCs/>
+        </w:rPr>
+      </w:pPr>
+    </w:p>
+    <w:p>
+      <w:pPr>
+        <w:rPr>
+          <w:b/>
+          <w:bCs/>
+        </w:rPr>
+      </w:pPr>
+    </w:p>
+    <w:p>
+      <w:pPr>
+        <w:rPr>
+          <w:b/>
+          <w:bCs/>
+        </w:rPr>
+      </w:pPr>
+    </w:p>
+    <w:p>
+      <w:pPr>
+        <w:rPr>
+          <w:b/>
+          <w:bCs/>
+        </w:rPr>
+      </w:pPr>
+    </w:p>
+    <w:p>
+      <w:pPr>
+        <w:rPr>
+          <w:b/>
+          <w:bCs/>
+        </w:rPr>
+      </w:pPr>
+    </w:p>
+    <w:p>
+      <w:pPr>
+        <w:rPr>
+          <w:b/>
+          <w:bCs/>
+        </w:rPr>
+      </w:pPr>
+    </w:p>
+    <w:p>
+      <w:pPr>
+        <w:rPr>
+          <w:b/>
+          <w:bCs/>
+        </w:rPr>
+      </w:pPr>
+    </w:p>
+    <w:p>
+      <w:pPr>
+        <w:rPr>
+          <w:b/>
+          <w:bCs/>
+        </w:rPr>
+      </w:pPr>
+      <w:r>
+        <w:rPr>
+          <w:b/>
+          <w:bCs/>
+        </w:rPr>
+        <w:lastRenderedPageBreak/>
+        <w:t>Bartosz Orłowski</w:t>
+      </w:r>
       <w:bookmarkStart w:id="5" w:name="_Toc896650586"/>
+    </w:p>
+    <w:p>
+      <w:pPr>
+        <w:rPr>
+          <w:b/>
+          <w:bCs/>
+        </w:rPr>
+      </w:pPr>
+      <w:r>
+        <w:rPr>
+          <w:b/>
+          <w:bCs/>
+        </w:rPr>
+        <w:t>R</w:t>
+      </w:r>
+      <w:r>
+        <w:rPr>
+          <w:b/>
+          <w:bCs/>
+        </w:rPr>
+        <w:t>ejestr</w:t>
+      </w:r>
+      <w:r>
+        <w:rPr>
+          <w:b/>
+          <w:bCs/>
+        </w:rPr>
+        <w:t>ac</w:t>
+      </w:r>
+      <w:r>
+        <w:rPr>
+          <w:b/>
+          <w:bCs/>
+        </w:rPr>
+        <w:t>j</w:t>
+      </w:r>
+      <w:r>
+        <w:rPr>
+          <w:b/>
+          <w:bCs/>
+        </w:rPr>
+        <w:t>a</w:t>
+      </w:r>
+      <w:r>
+        <w:rPr>
+          <w:b/>
+          <w:bCs/>
+        </w:rPr>
+        <w:t xml:space="preserve"> użytkownika</w:t>
+      </w:r>
+      <w:r>
+        <w:rPr>
+          <w:b/>
+          <w:bCs/>
+        </w:rPr>
+        <w:t xml:space="preserve"> </w:t>
+      </w:r>
+    </w:p>
+    <w:p>
+      <w:pPr>
+        <w:rPr>
+          <w:b/>
+          <w:bCs/>
+        </w:rPr>
+      </w:pPr>
+      <w:r>
+        <w:rPr>
+          <w:b/>
+          <w:bCs/>
+        </w:rPr>
+        <w:drawing>
+          <wp:inline distT="0" distB="0" distL="0" distR="0" wp14:anchorId="39B5CC39" wp14:editId="441A2790">
+            <wp:extent cx="5731510" cy="4318635"/>
+            <wp:effectExtent l="0" t="0" r="2540" b="5715"/>
+            <wp:docPr id="1493559948" name="Obraz 1"/>
+            <wp:cNvGraphicFramePr>
+              <a:graphicFrameLocks xmlns:a="http://schemas.openxmlformats.org/drawingml/2006/main" noChangeAspect="1"/>
+            </wp:cNvGraphicFramePr>
+            <a:graphic xmlns:a="http://schemas.openxmlformats.org/drawingml/2006/main">
+              <a:graphicData uri="http://schemas.openxmlformats.org/drawingml/2006/picture">
+                <pic:pic xmlns:pic="http://schemas.openxmlformats.org/drawingml/2006/picture">
+                  <pic:nvPicPr>
+                    <pic:cNvPr id="1493559948" name=""/>
+                    <pic:cNvPicPr/>
+                  </pic:nvPicPr>
+                  <pic:blipFill>
+                    <a:blip r:embed="rId9"/>
+                    <a:stretch>
+                      <a:fillRect/>
+                    </a:stretch>
+                  </pic:blipFill>
+                  <pic:spPr>
+                    <a:xfrm>
+                      <a:off x="0" y="0"/>
+                      <a:ext cx="5731510" cy="4318635"/>
+                    </a:xfrm>
+                    <a:prstGeom prst="rect">
+                      <a:avLst/>
+                    </a:prstGeom>
+                  </pic:spPr>
+                </pic:pic>
+              </a:graphicData>
+            </a:graphic>
+          </wp:inline>
+        </w:drawing>
+      </w:r>
+    </w:p>
+    <w:p>
+      <w:pPr>
+        <w:rPr>
+          <w:b/>
+          <w:bCs/>
+        </w:rPr>
+      </w:pPr>
+    </w:p>
+    <w:p>
+      <w:pPr>
+        <w:rPr>
+          <w:b/>
+          <w:bCs/>
+        </w:rPr>
+      </w:pPr>
+    </w:p>
+    <w:p>
+      <w:pPr>
+        <w:rPr>
+          <w:b/>
+          <w:bCs/>
+        </w:rPr>
+      </w:pPr>
+    </w:p>
+    <w:p>
+      <w:pPr>
+        <w:rPr>
+          <w:b/>
+          <w:bCs/>
+        </w:rPr>
+      </w:pPr>
+    </w:p>
+    <w:p>
+      <w:pPr>
+        <w:rPr>
+          <w:b/>
+          <w:bCs/>
+        </w:rPr>
+      </w:pPr>
+    </w:p>
+    <w:p>
+      <w:pPr>
+        <w:rPr>
+          <w:b/>
+          <w:bCs/>
+        </w:rPr>
+      </w:pPr>
+    </w:p>
+    <w:p>
+      <w:pPr>
+        <w:rPr>
+          <w:b/>
+          <w:bCs/>
+        </w:rPr>
+      </w:pPr>
+    </w:p>
+    <w:p>
+      <w:pPr>
+        <w:rPr>
+          <w:b/>
+          <w:bCs/>
+        </w:rPr>
+      </w:pPr>
+    </w:p>
+    <w:p>
+      <w:pPr>
+        <w:rPr>
+          <w:b/>
+          <w:bCs/>
+        </w:rPr>
+      </w:pPr>
+    </w:p>
+    <w:p>
+      <w:pPr>
+        <w:rPr>
+          <w:b/>
+          <w:bCs/>
+        </w:rPr>
+      </w:pPr>
+    </w:p>
+    <w:p>
+      <w:pPr>
+        <w:rPr>
+          <w:b/>
+          <w:bCs/>
+        </w:rPr>
+      </w:pPr>
+    </w:p>
+    <w:p>
+      <w:pPr>
+        <w:rPr>
+          <w:b/>
+          <w:bCs/>
+        </w:rPr>
+      </w:pPr>
+    </w:p>
+    <w:p>
+      <w:pPr>
+        <w:rPr>
+          <w:b/>
+          <w:bCs/>
+        </w:rPr>
+      </w:pPr>
+      <w:r>
+        <w:rPr>
+          <w:b/>
+          <w:bCs/>
+        </w:rPr>
+        <w:lastRenderedPageBreak/>
+        <w:t>Julian Czykwin</w:t>
+      </w:r>
+    </w:p>
+    <w:p>
+      <w:pPr>
+        <w:rPr>
+          <w:b/>
+          <w:bCs/>
+        </w:rPr>
+      </w:pPr>
+      <w:r>
+        <w:rPr>
+          <w:b/>
+          <w:bCs/>
+        </w:rPr>
+        <w:t>Zgł</w:t>
+      </w:r>
+      <w:r>
+        <w:rPr>
+          <w:b/>
+          <w:bCs/>
+        </w:rPr>
+        <w:t>aszanie</w:t>
+      </w:r>
+      <w:r>
+        <w:rPr>
+          <w:b/>
+          <w:bCs/>
+        </w:rPr>
+        <w:t xml:space="preserve"> problem</w:t>
+      </w:r>
+      <w:r>
+        <w:rPr>
+          <w:b/>
+          <w:bCs/>
+        </w:rPr>
+        <w:t>u</w:t>
+      </w:r>
+      <w:r>
+        <w:rPr>
+          <w:b/>
+          <w:bCs/>
+        </w:rPr>
+        <w:t xml:space="preserve"> szefowi</w:t>
+      </w:r>
+    </w:p>
+    <w:p>
+      <w:pPr>
+        <w:rPr>
+          <w:b/>
+          <w:bCs/>
+        </w:rPr>
+      </w:pPr>
+      <w:r>
+        <w:rPr>
+          <w:b/>
+          <w:bCs/>
+        </w:rPr>
+        <w:drawing>
+          <wp:inline distT="0" distB="0" distL="0" distR="0" wp14:anchorId="7E91717D" wp14:editId="600A65C6">
+            <wp:extent cx="5731510" cy="3632200"/>
+            <wp:effectExtent l="0" t="0" r="2540" b="6350"/>
+            <wp:docPr id="940424743" name="Obraz 1"/>
+            <wp:cNvGraphicFramePr>
+              <a:graphicFrameLocks xmlns:a="http://schemas.openxmlformats.org/drawingml/2006/main" noChangeAspect="1"/>
+            </wp:cNvGraphicFramePr>
+            <a:graphic xmlns:a="http://schemas.openxmlformats.org/drawingml/2006/main">
+              <a:graphicData uri="http://schemas.openxmlformats.org/drawingml/2006/picture">
+                <pic:pic xmlns:pic="http://schemas.openxmlformats.org/drawingml/2006/picture">
+                  <pic:nvPicPr>
+                    <pic:cNvPr id="940424743" name=""/>
+                    <pic:cNvPicPr/>
+                  </pic:nvPicPr>
+                  <pic:blipFill>
+                    <a:blip r:embed="rId10"/>
+                    <a:stretch>
+                      <a:fillRect/>
+                    </a:stretch>
+                  </pic:blipFill>
+                  <pic:spPr>
+                    <a:xfrm>
+                      <a:off x="0" y="0"/>
+                      <a:ext cx="5731510" cy="3632200"/>
+                    </a:xfrm>
+                    <a:prstGeom prst="rect">
+                      <a:avLst/>
+                    </a:prstGeom>
+                  </pic:spPr>
+                </pic:pic>
+              </a:graphicData>
+            </a:graphic>
+          </wp:inline>
+        </w:drawing>
+      </w:r>
+    </w:p>
+    <w:p>
+      <w:pPr>
+        <w:pStyle w:val="Nagwek1"/>
+      </w:pPr>
       <w:r>
         <w:t>5. Perspektywa projektowa</w:t>
       </w:r>
@@ -8300,7 +8841,6 @@
           <w:sz w:val="28"/>
           <w:szCs w:val="28"/>
         </w:rPr>
-        <w:lastRenderedPageBreak/>
         <w:t>Klient</w:t>
       </w:r>
       <w:r>
@@ -8702,7 +9242,7 @@
         </w:rPr>
         <w:t xml:space="preserve"> </w:t>
       </w:r>
-      <w:hyperlink r:id="rId8">
+      <w:hyperlink r:id="rId11">
         <w:r>
           <w:rPr>
             <w:rStyle w:val="Hipercze"/>
@@ -8742,8 +9282,8 @@
       </w:hyperlink>
     </w:p>
     <w:sectPr>
-      <w:headerReference w:type="default" r:id="rId9"/>
-      <w:footerReference w:type="default" r:id="rId10"/>
+      <w:headerReference w:type="default" r:id="rId12"/>
+      <w:footerReference w:type="default" r:id="rId13"/>
       <w:pgSz w:w="11906" w:h="16838"/>
       <w:pgMar w:top="1440" w:right="1440" w:bottom="1440" w:left="1440" w:header="708" w:footer="708" w:gutter="0"/>
       <w:cols w:space="708"/>
@@ -11192,11 +11732,13 @@
   <w:style w:type="paragraph" w:default="1" w:styleId="Normalny">
     <w:name w:val="Normal"/>
     <w:qFormat/>
+    <w:rsid w:val="004324DA"/>
   </w:style>
   <w:style w:type="paragraph" w:styleId="Nagwek1">
     <w:name w:val="heading 1"/>
     <w:basedOn w:val="Normalny"/>
     <w:next w:val="Normalny"/>
+    <w:link w:val="Nagwek1Znak"/>
     <w:uiPriority w:val="9"/>
     <w:qFormat/>
     <w:rsid w:val="6A26AA77"/>
@@ -11279,7 +11821,6 @@
   <w:style w:type="character" w:default="1" w:styleId="Domylnaczcionkaakapitu">
     <w:name w:val="Default Paragraph Font"/>
     <w:uiPriority w:val="1"/>
-    <w:semiHidden/>
     <w:unhideWhenUsed/>
   </w:style>
   <w:style w:type="table" w:default="1" w:styleId="Standardowy">
@@ -11426,6 +11967,19 @@
     <w:name w:val="apple-converted-space"/>
     <w:basedOn w:val="Domylnaczcionkaakapitu"/>
     <w:rsid w:val="00264494"/>
+  </w:style>
+  <w:style w:type="character" w:customStyle="1" w:styleId="Nagwek1Znak">
+    <w:name w:val="Nagłówek 1 Znak"/>
+    <w:basedOn w:val="Domylnaczcionkaakapitu"/>
+    <w:link w:val="Nagwek1"/>
+    <w:uiPriority w:val="9"/>
+    <w:rsid w:val="004324DA"/>
+    <w:rPr>
+      <w:rFonts w:asciiTheme="majorHAnsi" w:eastAsiaTheme="majorEastAsia" w:hAnsiTheme="majorHAnsi" w:cstheme="majorBidi"/>
+      <w:color w:val="0F4761" w:themeColor="accent1" w:themeShade="BF"/>
+      <w:sz w:val="40"/>
+      <w:szCs w:val="40"/>
+    </w:rPr>
   </w:style>
 </w:styles>
 </file>

--- a/Projekt.docx
+++ b/Projekt.docx
@@ -8233,6 +8233,7 @@
         <w:rPr>
           <w:b/>
           <w:bCs/>
+          <w:noProof/>
         </w:rPr>
         <w:drawing>
           <wp:inline distT="0" distB="0" distL="0" distR="0" wp14:anchorId="088C4F89" wp14:editId="4CD876A7">
@@ -8416,27 +8417,21 @@
           <w:b/>
           <w:bCs/>
         </w:rPr>
-        <w:t xml:space="preserve"> użytkownika</w:t>
-      </w:r>
-      <w:r>
-        <w:rPr>
-          <w:b/>
-          <w:bCs/>
-        </w:rPr>
-        <w:t xml:space="preserve"> </w:t>
-      </w:r>
-    </w:p>
-    <w:p>
-      <w:pPr>
-        <w:rPr>
-          <w:b/>
-          <w:bCs/>
-        </w:rPr>
-      </w:pPr>
-      <w:r>
-        <w:rPr>
-          <w:b/>
-          <w:bCs/>
+        <w:t xml:space="preserve"> użytkownika </w:t>
+      </w:r>
+    </w:p>
+    <w:p>
+      <w:pPr>
+        <w:rPr>
+          <w:b/>
+          <w:bCs/>
+        </w:rPr>
+      </w:pPr>
+      <w:r>
+        <w:rPr>
+          <w:b/>
+          <w:bCs/>
+          <w:noProof/>
         </w:rPr>
         <w:drawing>
           <wp:inline distT="0" distB="0" distL="0" distR="0" wp14:anchorId="39B5CC39" wp14:editId="441A2790">
@@ -8641,6 +8636,7 @@
         <w:rPr>
           <w:b/>
           <w:bCs/>
+          <w:noProof/>
         </w:rPr>
         <w:drawing>
           <wp:inline distT="0" distB="0" distL="0" distR="0" wp14:anchorId="7E91717D" wp14:editId="600A65C6">
@@ -8684,6 +8680,118 @@
         <w:pStyle w:val="Nagwek1"/>
       </w:pPr>
       <w:r>
+        <w:lastRenderedPageBreak/>
+        <w:t>4.3. Diagramy interakcji (przebiegu</w:t>
+      </w:r>
+      <w:r>
+        <w:t>)</w:t>
+      </w:r>
+    </w:p>
+    <w:p>
+      <w:r>
+        <w:rPr>
+          <w:b/>
+          <w:bCs/>
+        </w:rPr>
+        <w:t>Bartosz Orłowski</w:t>
+      </w:r>
+      <w:r>
+        <w:rPr>
+          <w:b/>
+          <w:bCs/>
+        </w:rPr>
+        <w:br/>
+      </w:r>
+      <w:r>
+        <w:rPr>
+          <w:b/>
+          <w:bCs/>
+        </w:rPr>
+        <w:t>R</w:t>
+      </w:r>
+      <w:r>
+        <w:rPr>
+          <w:b/>
+          <w:bCs/>
+        </w:rPr>
+        <w:t>ejestr</w:t>
+      </w:r>
+      <w:r>
+        <w:rPr>
+          <w:b/>
+          <w:bCs/>
+        </w:rPr>
+        <w:t>ac</w:t>
+      </w:r>
+      <w:r>
+        <w:rPr>
+          <w:b/>
+          <w:bCs/>
+        </w:rPr>
+        <w:t>j</w:t>
+      </w:r>
+      <w:r>
+        <w:rPr>
+          <w:b/>
+          <w:bCs/>
+        </w:rPr>
+        <w:t>a</w:t>
+      </w:r>
+      <w:r>
+        <w:rPr>
+          <w:b/>
+          <w:bCs/>
+        </w:rPr>
+        <w:t xml:space="preserve"> użytkownika </w:t>
+      </w:r>
+      <w:r>
+        <w:drawing>
+          <wp:inline distT="0" distB="0" distL="0" distR="0" wp14:anchorId="30FFABF6" wp14:editId="5D8E0D4F">
+            <wp:extent cx="5731510" cy="4909820"/>
+            <wp:effectExtent l="0" t="0" r="2540" b="5080"/>
+            <wp:docPr id="230323252" name="Obraz 1"/>
+            <wp:cNvGraphicFramePr>
+              <a:graphicFrameLocks xmlns:a="http://schemas.openxmlformats.org/drawingml/2006/main" noChangeAspect="1"/>
+            </wp:cNvGraphicFramePr>
+            <a:graphic xmlns:a="http://schemas.openxmlformats.org/drawingml/2006/main">
+              <a:graphicData uri="http://schemas.openxmlformats.org/drawingml/2006/picture">
+                <pic:pic xmlns:pic="http://schemas.openxmlformats.org/drawingml/2006/picture">
+                  <pic:nvPicPr>
+                    <pic:cNvPr id="230323252" name=""/>
+                    <pic:cNvPicPr/>
+                  </pic:nvPicPr>
+                  <pic:blipFill>
+                    <a:blip r:embed="rId11"/>
+                    <a:stretch>
+                      <a:fillRect/>
+                    </a:stretch>
+                  </pic:blipFill>
+                  <pic:spPr>
+                    <a:xfrm>
+                      <a:off x="0" y="0"/>
+                      <a:ext cx="5731510" cy="4909820"/>
+                    </a:xfrm>
+                    <a:prstGeom prst="rect">
+                      <a:avLst/>
+                    </a:prstGeom>
+                  </pic:spPr>
+                </pic:pic>
+              </a:graphicData>
+            </a:graphic>
+          </wp:inline>
+        </w:drawing>
+      </w:r>
+    </w:p>
+    <w:p>
+      <w:pPr>
+        <w:pStyle w:val="Nagwek1"/>
+      </w:pPr>
+    </w:p>
+    <w:p>
+      <w:pPr>
+        <w:pStyle w:val="Nagwek1"/>
+      </w:pPr>
+      <w:r>
         <w:t>5. Perspektywa projektowa</w:t>
       </w:r>
       <w:bookmarkEnd w:id="5"/>
@@ -9242,7 +9350,7 @@
         </w:rPr>
         <w:t xml:space="preserve"> </w:t>
       </w:r>
-      <w:hyperlink r:id="rId11">
+      <w:hyperlink r:id="rId12">
         <w:r>
           <w:rPr>
             <w:rStyle w:val="Hipercze"/>
@@ -9282,8 +9390,8 @@
       </w:hyperlink>
     </w:p>
     <w:sectPr>
-      <w:headerReference w:type="default" r:id="rId12"/>
-      <w:footerReference w:type="default" r:id="rId13"/>
+      <w:headerReference w:type="default" r:id="rId13"/>
+      <w:footerReference w:type="default" r:id="rId14"/>
       <w:pgSz w:w="11906" w:h="16838"/>
       <w:pgMar w:top="1440" w:right="1440" w:bottom="1440" w:left="1440" w:header="708" w:footer="708" w:gutter="0"/>
       <w:cols w:space="708"/>
@@ -11732,7 +11840,7 @@
   <w:style w:type="paragraph" w:default="1" w:styleId="Normalny">
     <w:name w:val="Normal"/>
     <w:qFormat/>
-    <w:rsid w:val="004324DA"/>
+    <w:rsid w:val="005932AC"/>
   </w:style>
   <w:style w:type="paragraph" w:styleId="Nagwek1">
     <w:name w:val="heading 1"/>
@@ -11821,6 +11929,7 @@
   <w:style w:type="character" w:default="1" w:styleId="Domylnaczcionkaakapitu">
     <w:name w:val="Default Paragraph Font"/>
     <w:uiPriority w:val="1"/>
+    <w:semiHidden/>
     <w:unhideWhenUsed/>
   </w:style>
   <w:style w:type="table" w:default="1" w:styleId="Standardowy">

--- a/Projekt.docx
+++ b/Projekt.docx
@@ -8701,12 +8701,6 @@
           <w:bCs/>
         </w:rPr>
         <w:br/>
-      </w:r>
-      <w:r>
-        <w:rPr>
-          <w:b/>
-          <w:bCs/>
-        </w:rPr>
         <w:t>R</w:t>
       </w:r>
       <w:r>
@@ -8745,11 +8739,16 @@
         <w:t xml:space="preserve"> użytkownika </w:t>
       </w:r>
       <w:r>
+        <w:rPr>
+          <w:b/>
+          <w:bCs/>
+          <w:noProof/>
+        </w:rPr>
         <w:drawing>
-          <wp:inline distT="0" distB="0" distL="0" distR="0" wp14:anchorId="30FFABF6" wp14:editId="5D8E0D4F">
-            <wp:extent cx="5731510" cy="4909820"/>
-            <wp:effectExtent l="0" t="0" r="2540" b="5080"/>
-            <wp:docPr id="230323252" name="Obraz 1"/>
+          <wp:inline distT="0" distB="0" distL="0" distR="0" wp14:anchorId="739AC3A9" wp14:editId="75DDC5F8">
+            <wp:extent cx="5731510" cy="4975225"/>
+            <wp:effectExtent l="0" t="0" r="2540" b="0"/>
+            <wp:docPr id="1413246345" name="Obraz 1"/>
             <wp:cNvGraphicFramePr>
               <a:graphicFrameLocks xmlns:a="http://schemas.openxmlformats.org/drawingml/2006/main" noChangeAspect="1"/>
             </wp:cNvGraphicFramePr>
@@ -8757,7 +8756,7 @@
               <a:graphicData uri="http://schemas.openxmlformats.org/drawingml/2006/picture">
                 <pic:pic xmlns:pic="http://schemas.openxmlformats.org/drawingml/2006/picture">
                   <pic:nvPicPr>
-                    <pic:cNvPr id="230323252" name=""/>
+                    <pic:cNvPr id="1413246345" name=""/>
                     <pic:cNvPicPr/>
                   </pic:nvPicPr>
                   <pic:blipFill>
@@ -8769,7 +8768,7 @@
                   <pic:spPr>
                     <a:xfrm>
                       <a:off x="0" y="0"/>
-                      <a:ext cx="5731510" cy="4909820"/>
+                      <a:ext cx="5731510" cy="4975225"/>
                     </a:xfrm>
                     <a:prstGeom prst="rect">
                       <a:avLst/>
@@ -8784,9 +8783,199 @@
     </w:p>
     <w:p>
       <w:pPr>
-        <w:pStyle w:val="Nagwek1"/>
-      </w:pPr>
-    </w:p>
+        <w:rPr>
+          <w:b/>
+          <w:bCs/>
+        </w:rPr>
+      </w:pPr>
+      <w:r>
+        <w:rPr>
+          <w:b/>
+          <w:bCs/>
+        </w:rPr>
+        <w:t>Opis:</w:t>
+      </w:r>
+    </w:p>
+    <w:p>
+      <w:r>
+        <w:t>FormularzRejestracji:</w:t>
+      </w:r>
+    </w:p>
+    <w:p>
+      <w:r>
+        <w:t xml:space="preserve">otwórzFormularz() </w:t>
+      </w:r>
+      <w:r>
+        <w:t>-</w:t>
+      </w:r>
+      <w:r>
+        <w:t xml:space="preserve"> inicjuje i wyświetla okno rejestracji, zwracając jego instancję</w:t>
+      </w:r>
+      <w:r>
+        <w:t xml:space="preserve">, obiekt </w:t>
+      </w:r>
+      <w:r>
+        <w:t>fr</w:t>
+      </w:r>
+      <w:r>
+        <w:t>.</w:t>
+      </w:r>
+    </w:p>
+    <w:p>
+      <w:r>
+        <w:t xml:space="preserve">wypełnijDane() </w:t>
+      </w:r>
+      <w:r>
+        <w:t>-</w:t>
+      </w:r>
+      <w:r>
+        <w:t xml:space="preserve"> wprowadza dane klienta do </w:t>
+      </w:r>
+      <w:r>
+        <w:t>formularzu.</w:t>
+      </w:r>
+    </w:p>
+    <w:p>
+      <w:r>
+        <w:t xml:space="preserve">zatwierdź() </w:t>
+      </w:r>
+      <w:r>
+        <w:t>-</w:t>
+      </w:r>
+      <w:r>
+        <w:t xml:space="preserve"> zatwierdza formularz i wyzwala weryfikację w systemie</w:t>
+      </w:r>
+      <w:r>
+        <w:t>.</w:t>
+      </w:r>
+    </w:p>
+    <w:p>
+      <w:r>
+        <w:t xml:space="preserve">wyświetlKomunikat(wiadomosc) </w:t>
+      </w:r>
+      <w:r>
+        <w:t>-</w:t>
+      </w:r>
+      <w:r>
+        <w:t xml:space="preserve"> wyświetla na ekranie błędy walidacji, komunikaty o duplikatach lub potwierdzenie sukcesu</w:t>
+      </w:r>
+      <w:r>
+        <w:t>.</w:t>
+      </w:r>
+    </w:p>
+    <w:p>
+      <w:r>
+        <w:t xml:space="preserve">zamknijFormularz(fr) </w:t>
+      </w:r>
+      <w:r>
+        <w:t>-</w:t>
+      </w:r>
+      <w:r>
+        <w:t xml:space="preserve"> zamyka okno i niszczy jego instancję z pamięci</w:t>
+      </w:r>
+      <w:r>
+        <w:t>.</w:t>
+      </w:r>
+    </w:p>
+    <w:p/>
+    <w:p>
+      <w:r>
+        <w:lastRenderedPageBreak/>
+        <w:t>KontrolerRejestracji:</w:t>
+      </w:r>
+    </w:p>
+    <w:p>
+      <w:r>
+        <w:t xml:space="preserve">sprawdźDane() </w:t>
+      </w:r>
+      <w:r>
+        <w:t>-</w:t>
+      </w:r>
+      <w:r>
+        <w:t xml:space="preserve"> metoda weryfikująca kompletność wprowadzonych danych</w:t>
+      </w:r>
+      <w:r>
+        <w:t>.</w:t>
+      </w:r>
+    </w:p>
+    <w:p>
+      <w:r>
+        <w:t>ListaKlientów:</w:t>
+      </w:r>
+    </w:p>
+    <w:p>
+      <w:r>
+        <w:t xml:space="preserve">sprawdźCzyIstnieje(email) </w:t>
+      </w:r>
+      <w:r>
+        <w:t>-</w:t>
+      </w:r>
+      <w:r>
+        <w:t xml:space="preserve"> odpytuje bazę danych i zwraca wynik informujący o obecności danego adresu e-mail</w:t>
+      </w:r>
+      <w:r>
+        <w:t>.</w:t>
+      </w:r>
+    </w:p>
+    <w:p>
+      <w:r>
+        <w:t xml:space="preserve">zapisz(nowy) </w:t>
+      </w:r>
+      <w:r>
+        <w:t>-</w:t>
+      </w:r>
+      <w:r>
+        <w:t xml:space="preserve"> </w:t>
+      </w:r>
+      <w:r>
+        <w:t>zapisuje</w:t>
+      </w:r>
+      <w:r>
+        <w:t xml:space="preserve"> przekazany obiekt nowego klienta w bazie</w:t>
+      </w:r>
+      <w:r>
+        <w:t>.</w:t>
+      </w:r>
+    </w:p>
+    <w:p>
+      <w:r>
+        <w:t>ProfilKlienta:</w:t>
+      </w:r>
+    </w:p>
+    <w:p>
+      <w:r>
+        <w:t xml:space="preserve">utwórzUżytkownika() </w:t>
+      </w:r>
+      <w:r>
+        <w:t>-</w:t>
+      </w:r>
+      <w:r>
+        <w:t xml:space="preserve"> tworzy w pamięci nowy obiekt klienta na podstawie zweryfikowanych danych</w:t>
+      </w:r>
+      <w:r>
+        <w:t>.</w:t>
+      </w:r>
+    </w:p>
+    <w:p>
+      <w:r>
+        <w:t>EmailKlienta:</w:t>
+      </w:r>
+    </w:p>
+    <w:p>
+      <w:r>
+        <w:t xml:space="preserve">wyślijEmailPowitalny() </w:t>
+      </w:r>
+      <w:r>
+        <w:t>-</w:t>
+      </w:r>
+      <w:r>
+        <w:t xml:space="preserve"> przekazuje systemowi żądanie wysłania wiadomości powitalnej na adres klienta</w:t>
+      </w:r>
+      <w:r>
+        <w:t>.</w:t>
+      </w:r>
+    </w:p>
+    <w:p/>
     <w:p>
       <w:pPr>
         <w:pStyle w:val="Nagwek1"/>
@@ -8949,6 +9138,7 @@
           <w:sz w:val="28"/>
           <w:szCs w:val="28"/>
         </w:rPr>
+        <w:lastRenderedPageBreak/>
         <w:t>Klient</w:t>
       </w:r>
       <w:r>
@@ -9226,7 +9416,6 @@
           <w:rFonts w:asciiTheme="minorHAnsi" w:hAnsiTheme="minorHAnsi" w:cstheme="minorHAnsi"/>
         </w:rPr>
       </w:pPr>
-      <w:proofErr w:type="spellStart"/>
       <w:r>
         <w:rPr>
           <w:rFonts w:asciiTheme="minorHAnsi" w:hAnsiTheme="minorHAnsi" w:cstheme="minorHAnsi"/>
@@ -9239,7 +9428,6 @@
         </w:rPr>
         <w:t>Zajecia</w:t>
       </w:r>
-      <w:proofErr w:type="spellEnd"/>
       <w:r>
         <w:rPr>
           <w:rStyle w:val="apple-converted-space"/>
@@ -9263,7 +9451,6 @@
           <w:rFonts w:asciiTheme="minorHAnsi" w:hAnsiTheme="minorHAnsi" w:cstheme="minorHAnsi"/>
         </w:rPr>
       </w:pPr>
-      <w:proofErr w:type="spellStart"/>
       <w:r>
         <w:rPr>
           <w:rFonts w:asciiTheme="minorHAnsi" w:hAnsiTheme="minorHAnsi" w:cstheme="minorHAnsi"/>
@@ -9276,7 +9463,6 @@
         </w:rPr>
         <w:t>ZgloszenieProblemu</w:t>
       </w:r>
-      <w:proofErr w:type="spellEnd"/>
       <w:r>
         <w:rPr>
           <w:rStyle w:val="apple-converted-space"/>

--- a/Projekt.docx
+++ b/Projekt.docx
@@ -8797,13 +8797,23 @@
       </w:r>
     </w:p>
     <w:p>
-      <w:r>
-        <w:t>FormularzRejestracji:</w:t>
-      </w:r>
-    </w:p>
-    <w:p>
-      <w:r>
-        <w:t xml:space="preserve">otwórzFormularz() </w:t>
+      <w:proofErr w:type="spellStart"/>
+      <w:r>
+        <w:t>FormularzRejestracji</w:t>
+      </w:r>
+      <w:proofErr w:type="spellEnd"/>
+      <w:r>
+        <w:t>:</w:t>
+      </w:r>
+    </w:p>
+    <w:p>
+      <w:proofErr w:type="spellStart"/>
+      <w:r>
+        <w:t>otwórzFormularz</w:t>
+      </w:r>
+      <w:proofErr w:type="spellEnd"/>
+      <w:r>
+        <w:t xml:space="preserve">() </w:t>
       </w:r>
       <w:r>
         <w:t>-</w:t>
@@ -8822,8 +8832,13 @@
       </w:r>
     </w:p>
     <w:p>
-      <w:r>
-        <w:t xml:space="preserve">wypełnijDane() </w:t>
+      <w:proofErr w:type="spellStart"/>
+      <w:r>
+        <w:t>wypełnijDane</w:t>
+      </w:r>
+      <w:proofErr w:type="spellEnd"/>
+      <w:r>
+        <w:t xml:space="preserve">() </w:t>
       </w:r>
       <w:r>
         <w:t>-</w:t>
@@ -8850,8 +8865,21 @@
       </w:r>
     </w:p>
     <w:p>
-      <w:r>
-        <w:t xml:space="preserve">wyświetlKomunikat(wiadomosc) </w:t>
+      <w:proofErr w:type="spellStart"/>
+      <w:r>
+        <w:t>wyświetlKomunikat</w:t>
+      </w:r>
+      <w:proofErr w:type="spellEnd"/>
+      <w:r>
+        <w:t>(</w:t>
+      </w:r>
+      <w:proofErr w:type="spellStart"/>
+      <w:r>
+        <w:t>wiadomosc</w:t>
+      </w:r>
+      <w:proofErr w:type="spellEnd"/>
+      <w:r>
+        <w:t xml:space="preserve">) </w:t>
       </w:r>
       <w:r>
         <w:t>-</w:t>
@@ -8864,8 +8892,21 @@
       </w:r>
     </w:p>
     <w:p>
-      <w:r>
-        <w:t xml:space="preserve">zamknijFormularz(fr) </w:t>
+      <w:proofErr w:type="spellStart"/>
+      <w:r>
+        <w:t>zamknijFormularz</w:t>
+      </w:r>
+      <w:proofErr w:type="spellEnd"/>
+      <w:r>
+        <w:t>(</w:t>
+      </w:r>
+      <w:proofErr w:type="spellStart"/>
+      <w:r>
+        <w:t>fr</w:t>
+      </w:r>
+      <w:proofErr w:type="spellEnd"/>
+      <w:r>
+        <w:t xml:space="preserve">) </w:t>
       </w:r>
       <w:r>
         <w:t>-</w:t>
@@ -8879,14 +8920,24 @@
     </w:p>
     <w:p/>
     <w:p>
+      <w:proofErr w:type="spellStart"/>
       <w:r>
         <w:lastRenderedPageBreak/>
-        <w:t>KontrolerRejestracji:</w:t>
-      </w:r>
-    </w:p>
-    <w:p>
-      <w:r>
-        <w:t xml:space="preserve">sprawdźDane() </w:t>
+        <w:t>KontrolerRejestracji</w:t>
+      </w:r>
+      <w:proofErr w:type="spellEnd"/>
+      <w:r>
+        <w:t>:</w:t>
+      </w:r>
+    </w:p>
+    <w:p>
+      <w:proofErr w:type="spellStart"/>
+      <w:r>
+        <w:t>sprawdźDane</w:t>
+      </w:r>
+      <w:proofErr w:type="spellEnd"/>
+      <w:r>
+        <w:t xml:space="preserve">() </w:t>
       </w:r>
       <w:r>
         <w:t>-</w:t>
@@ -8899,13 +8950,23 @@
       </w:r>
     </w:p>
     <w:p>
-      <w:r>
-        <w:t>ListaKlientów:</w:t>
-      </w:r>
-    </w:p>
-    <w:p>
-      <w:r>
-        <w:t xml:space="preserve">sprawdźCzyIstnieje(email) </w:t>
+      <w:proofErr w:type="spellStart"/>
+      <w:r>
+        <w:t>ListaKlientów</w:t>
+      </w:r>
+      <w:proofErr w:type="spellEnd"/>
+      <w:r>
+        <w:t>:</w:t>
+      </w:r>
+    </w:p>
+    <w:p>
+      <w:proofErr w:type="spellStart"/>
+      <w:r>
+        <w:t>sprawdźCzyIstnieje</w:t>
+      </w:r>
+      <w:proofErr w:type="spellEnd"/>
+      <w:r>
+        <w:t xml:space="preserve">(email) </w:t>
       </w:r>
       <w:r>
         <w:t>-</w:t>
@@ -8938,13 +8999,23 @@
       </w:r>
     </w:p>
     <w:p>
-      <w:r>
-        <w:t>ProfilKlienta:</w:t>
-      </w:r>
-    </w:p>
-    <w:p>
-      <w:r>
-        <w:t xml:space="preserve">utwórzUżytkownika() </w:t>
+      <w:proofErr w:type="spellStart"/>
+      <w:r>
+        <w:t>ProfilKlienta</w:t>
+      </w:r>
+      <w:proofErr w:type="spellEnd"/>
+      <w:r>
+        <w:t>:</w:t>
+      </w:r>
+    </w:p>
+    <w:p>
+      <w:proofErr w:type="spellStart"/>
+      <w:r>
+        <w:t>utwórzUżytkownika</w:t>
+      </w:r>
+      <w:proofErr w:type="spellEnd"/>
+      <w:r>
+        <w:t xml:space="preserve">() </w:t>
       </w:r>
       <w:r>
         <w:t>-</w:t>
@@ -8957,13 +9028,23 @@
       </w:r>
     </w:p>
     <w:p>
-      <w:r>
-        <w:t>EmailKlienta:</w:t>
-      </w:r>
-    </w:p>
-    <w:p>
-      <w:r>
-        <w:t xml:space="preserve">wyślijEmailPowitalny() </w:t>
+      <w:proofErr w:type="spellStart"/>
+      <w:r>
+        <w:t>EmailKlienta</w:t>
+      </w:r>
+      <w:proofErr w:type="spellEnd"/>
+      <w:r>
+        <w:t>:</w:t>
+      </w:r>
+    </w:p>
+    <w:p>
+      <w:proofErr w:type="spellStart"/>
+      <w:r>
+        <w:t>wyślijEmailPowitalny</w:t>
+      </w:r>
+      <w:proofErr w:type="spellEnd"/>
+      <w:r>
+        <w:t xml:space="preserve">() </w:t>
       </w:r>
       <w:r>
         <w:t>-</w:t>
@@ -8981,6 +9062,7 @@
         <w:pStyle w:val="Nagwek1"/>
       </w:pPr>
       <w:r>
+        <w:lastRenderedPageBreak/>
         <w:t>5. Perspektywa projektowa</w:t>
       </w:r>
       <w:bookmarkEnd w:id="5"/>
@@ -9003,78 +9085,63 @@
       </w:r>
     </w:p>
     <w:p>
-      <w:r>
-        <w:rPr>
-          <mc:AlternateContent>
-            <mc:Choice Requires="w16se"/>
-            <mc:Fallback>
-              <w:rFonts w:ascii="Apple Color Emoji" w:eastAsia="Apple Color Emoji" w:hAnsi="Apple Color Emoji" w:cs="Apple Color Emoji"/>
-            </mc:Fallback>
-          </mc:AlternateContent>
-        </w:rPr>
-        <mc:AlternateContent>
-          <mc:Choice Requires="w16se">
-            <w16se:symEx w16se:font="Apple Color Emoji" w16se:char="1F528"/>
-          </mc:Choice>
-          <mc:Fallback>
-            <w:t>🔨</w:t>
-          </mc:Fallback>
-        </mc:AlternateContent>
-      </w:r>
-      <w:r>
-        <w:rPr>
-          <mc:AlternateContent>
-            <mc:Choice Requires="w16se"/>
-            <mc:Fallback>
-              <w:rFonts w:ascii="Apple Color Emoji" w:eastAsia="Apple Color Emoji" w:hAnsi="Apple Color Emoji" w:cs="Apple Color Emoji"/>
-            </mc:Fallback>
-          </mc:AlternateContent>
-        </w:rPr>
-        <mc:AlternateContent>
-          <mc:Choice Requires="w16se">
-            <w16se:symEx w16se:font="Apple Color Emoji" w16se:char="1F6A7"/>
-          </mc:Choice>
-          <mc:Fallback>
-            <w:t>🚧</w:t>
-          </mc:Fallback>
-        </mc:AlternateContent>
-      </w:r>
-    </w:p>
-    <w:p>
       <w:pPr>
         <w:pStyle w:val="Nagwek2"/>
-      </w:pPr>
+        <w:jc w:val="center"/>
+      </w:pPr>
+      <w:r>
+        <w:rPr>
+          <w:noProof/>
+        </w:rPr>
+        <w:drawing>
+          <wp:inline distT="0" distB="0" distL="0" distR="0" wp14:anchorId="2C5FC16E" wp14:editId="489FE428">
+            <wp:extent cx="3924728" cy="8004288"/>
+            <wp:effectExtent l="0" t="0" r="0" b="0"/>
+            <wp:docPr id="319389914" name="Obraz 1"/>
+            <wp:cNvGraphicFramePr>
+              <a:graphicFrameLocks xmlns:a="http://schemas.openxmlformats.org/drawingml/2006/main" noChangeAspect="1"/>
+            </wp:cNvGraphicFramePr>
+            <a:graphic xmlns:a="http://schemas.openxmlformats.org/drawingml/2006/main">
+              <a:graphicData uri="http://schemas.openxmlformats.org/drawingml/2006/picture">
+                <pic:pic xmlns:pic="http://schemas.openxmlformats.org/drawingml/2006/picture">
+                  <pic:nvPicPr>
+                    <pic:cNvPr id="319389914" name="Obraz 319389914"/>
+                    <pic:cNvPicPr/>
+                  </pic:nvPicPr>
+                  <pic:blipFill>
+                    <a:blip r:embed="rId12" cstate="print">
+                      <a:extLst>
+                        <a:ext uri="{28A0092B-C50C-407E-A947-70E740481C1C}">
+                          <a14:useLocalDpi xmlns:a14="http://schemas.microsoft.com/office/drawing/2010/main" val="0"/>
+                        </a:ext>
+                      </a:extLst>
+                    </a:blip>
+                    <a:stretch>
+                      <a:fillRect/>
+                    </a:stretch>
+                  </pic:blipFill>
+                  <pic:spPr>
+                    <a:xfrm>
+                      <a:off x="0" y="0"/>
+                      <a:ext cx="3998368" cy="8154473"/>
+                    </a:xfrm>
+                    <a:prstGeom prst="rect">
+                      <a:avLst/>
+                    </a:prstGeom>
+                  </pic:spPr>
+                </pic:pic>
+              </a:graphicData>
+            </a:graphic>
+          </wp:inline>
+        </w:drawing>
+      </w:r>
     </w:p>
     <w:p>
       <w:pPr>
         <w:pStyle w:val="Nagwek2"/>
       </w:pPr>
-    </w:p>
-    <w:p>
-      <w:pPr>
-        <w:pStyle w:val="Nagwek2"/>
-      </w:pPr>
-    </w:p>
-    <w:p>
-      <w:pPr>
-        <w:pStyle w:val="Nagwek2"/>
-      </w:pPr>
-    </w:p>
-    <w:p>
-      <w:pPr>
-        <w:pStyle w:val="Nagwek2"/>
-      </w:pPr>
-    </w:p>
-    <w:p>
-      <w:pPr>
-        <w:pStyle w:val="Nagwek2"/>
-      </w:pPr>
-    </w:p>
-    <w:p>
-      <w:pPr>
-        <w:pStyle w:val="Nagwek2"/>
-      </w:pPr>
-      <w:r>
+      <w:r>
+        <w:lastRenderedPageBreak/>
         <w:t>5.</w:t>
       </w:r>
       <w:r>
@@ -9138,7 +9205,6 @@
           <w:sz w:val="28"/>
           <w:szCs w:val="28"/>
         </w:rPr>
-        <w:lastRenderedPageBreak/>
         <w:t>Klient</w:t>
       </w:r>
       <w:r>
@@ -9416,6 +9482,7 @@
           <w:rFonts w:asciiTheme="minorHAnsi" w:hAnsiTheme="minorHAnsi" w:cstheme="minorHAnsi"/>
         </w:rPr>
       </w:pPr>
+      <w:proofErr w:type="spellStart"/>
       <w:r>
         <w:rPr>
           <w:rFonts w:asciiTheme="minorHAnsi" w:hAnsiTheme="minorHAnsi" w:cstheme="minorHAnsi"/>
@@ -9428,6 +9495,7 @@
         </w:rPr>
         <w:t>Zajecia</w:t>
       </w:r>
+      <w:proofErr w:type="spellEnd"/>
       <w:r>
         <w:rPr>
           <w:rStyle w:val="apple-converted-space"/>
@@ -9451,6 +9519,7 @@
           <w:rFonts w:asciiTheme="minorHAnsi" w:hAnsiTheme="minorHAnsi" w:cstheme="minorHAnsi"/>
         </w:rPr>
       </w:pPr>
+      <w:proofErr w:type="spellStart"/>
       <w:r>
         <w:rPr>
           <w:rFonts w:asciiTheme="minorHAnsi" w:hAnsiTheme="minorHAnsi" w:cstheme="minorHAnsi"/>
@@ -9463,6 +9532,7 @@
         </w:rPr>
         <w:t>ZgloszenieProblemu</w:t>
       </w:r>
+      <w:proofErr w:type="spellEnd"/>
       <w:r>
         <w:rPr>
           <w:rStyle w:val="apple-converted-space"/>
@@ -9536,7 +9606,7 @@
         </w:rPr>
         <w:t xml:space="preserve"> </w:t>
       </w:r>
-      <w:hyperlink r:id="rId12">
+      <w:hyperlink r:id="rId13">
         <w:r>
           <w:rPr>
             <w:rStyle w:val="Hipercze"/>
@@ -9555,6 +9625,7 @@
           </w:rPr>
           <w:t xml:space="preserve"> </w:t>
         </w:r>
+        <w:proofErr w:type="spellStart"/>
         <w:r>
           <w:rPr>
             <w:rStyle w:val="Hipercze"/>
@@ -9562,8 +9633,19 @@
             <w:szCs w:val="32"/>
             <w:lang w:val="en-US"/>
           </w:rPr>
-          <w:t xml:space="preserve">podglądu </w:t>
+          <w:t>podglądu</w:t>
         </w:r>
+        <w:proofErr w:type="spellEnd"/>
+        <w:r>
+          <w:rPr>
+            <w:rStyle w:val="Hipercze"/>
+            <w:sz w:val="32"/>
+            <w:szCs w:val="32"/>
+            <w:lang w:val="en-US"/>
+          </w:rPr>
+          <w:t xml:space="preserve"> </w:t>
+        </w:r>
+        <w:proofErr w:type="spellStart"/>
         <w:r>
           <w:rPr>
             <w:rStyle w:val="Hipercze"/>
@@ -9573,11 +9655,12 @@
           </w:rPr>
           <w:t>Interfejsu</w:t>
         </w:r>
+        <w:proofErr w:type="spellEnd"/>
       </w:hyperlink>
     </w:p>
     <w:sectPr>
-      <w:headerReference w:type="default" r:id="rId13"/>
-      <w:footerReference w:type="default" r:id="rId14"/>
+      <w:headerReference w:type="default" r:id="rId14"/>
+      <w:footerReference w:type="default" r:id="rId15"/>
       <w:pgSz w:w="11906" w:h="16838"/>
       <w:pgMar w:top="1440" w:right="1440" w:bottom="1440" w:left="1440" w:header="708" w:footer="708" w:gutter="0"/>
       <w:cols w:space="708"/>

--- a/Projekt.docx
+++ b/Projekt.docx
@@ -158,7 +158,19 @@
         <w:rPr>
           <w:rFonts w:ascii="Calibri" w:eastAsia="Calibri" w:hAnsi="Calibri" w:cs="Calibri"/>
         </w:rPr>
-        <w:t>II semestr</w:t>
+        <w:t>I</w:t>
+      </w:r>
+      <w:r>
+        <w:rPr>
+          <w:rFonts w:ascii="Calibri" w:eastAsia="Calibri" w:hAnsi="Calibri" w:cs="Calibri"/>
+        </w:rPr>
+        <w:t>V</w:t>
+      </w:r>
+      <w:r>
+        <w:rPr>
+          <w:rFonts w:ascii="Calibri" w:eastAsia="Calibri" w:hAnsi="Calibri" w:cs="Calibri"/>
+        </w:rPr>
+        <w:t xml:space="preserve"> semestr</w:t>
       </w:r>
     </w:p>
     <w:p>
@@ -12940,13 +12952,13 @@
         <w:lastRenderedPageBreak/>
         <w:t>5. Perspektywa projektowa</w:t>
       </w:r>
+      <w:bookmarkStart w:id="23" w:name="_Toc1092801800"/>
       <w:bookmarkEnd w:id="22"/>
     </w:p>
     <w:p>
       <w:pPr>
-        <w:pStyle w:val="Nagwek2"/>
-      </w:pPr>
-      <w:bookmarkStart w:id="23" w:name="_Toc1092801800"/>
+        <w:pStyle w:val="Nagwek1"/>
+      </w:pPr>
       <w:r>
         <w:t xml:space="preserve">5.1. </w:t>
       </w:r>
@@ -12954,21 +12966,15 @@
         <w:t>Diagram klas</w:t>
       </w:r>
       <w:bookmarkEnd w:id="23"/>
-    </w:p>
-    <w:p>
-      <w:pPr>
-        <w:pStyle w:val="Nagwek2"/>
-        <w:jc w:val="center"/>
-      </w:pPr>
-      <w:r>
-        <w:rPr>
-          <w:noProof/>
-        </w:rPr>
+      <w:r>
+        <w:br/>
+      </w:r>
+      <w:r>
         <w:drawing>
-          <wp:inline distT="0" distB="0" distL="0" distR="0" wp14:anchorId="2C5FC16E" wp14:editId="451242D4">
-            <wp:extent cx="3786726" cy="7722839"/>
-            <wp:effectExtent l="0" t="0" r="0" b="0"/>
-            <wp:docPr id="319389914" name="Obraz 1"/>
+          <wp:inline distT="0" distB="0" distL="0" distR="0" wp14:anchorId="385CD454" wp14:editId="5B0A6FA4">
+            <wp:extent cx="3759927" cy="7597140"/>
+            <wp:effectExtent l="0" t="0" r="0" b="3810"/>
+            <wp:docPr id="1993221184" name="Obraz 1"/>
             <wp:cNvGraphicFramePr>
               <a:graphicFrameLocks xmlns:a="http://schemas.openxmlformats.org/drawingml/2006/main" noChangeAspect="1"/>
             </wp:cNvGraphicFramePr>
@@ -12976,17 +12982,11 @@
               <a:graphicData uri="http://schemas.openxmlformats.org/drawingml/2006/picture">
                 <pic:pic xmlns:pic="http://schemas.openxmlformats.org/drawingml/2006/picture">
                   <pic:nvPicPr>
-                    <pic:cNvPr id="319389914" name="Obraz 319389914"/>
+                    <pic:cNvPr id="1993221184" name=""/>
                     <pic:cNvPicPr/>
                   </pic:nvPicPr>
                   <pic:blipFill>
-                    <a:blip r:embed="rId14" cstate="print">
-                      <a:extLst>
-                        <a:ext uri="{28A0092B-C50C-407E-A947-70E740481C1C}">
-                          <a14:useLocalDpi xmlns:a14="http://schemas.microsoft.com/office/drawing/2010/main"/>
-                        </a:ext>
-                      </a:extLst>
-                    </a:blip>
+                    <a:blip r:embed="rId14"/>
                     <a:stretch>
                       <a:fillRect/>
                     </a:stretch>
@@ -12994,7 +12994,7 @@
                   <pic:spPr>
                     <a:xfrm>
                       <a:off x="0" y="0"/>
-                      <a:ext cx="3786726" cy="7722839"/>
+                      <a:ext cx="3788382" cy="7654634"/>
                     </a:xfrm>
                     <a:prstGeom prst="rect">
                       <a:avLst/>
@@ -13085,6 +13085,76 @@
           <w:rFonts w:asciiTheme="minorHAnsi" w:hAnsiTheme="minorHAnsi" w:cstheme="minorBidi"/>
           <w:b/>
           <w:bCs/>
+        </w:rPr>
+        <w:t>Użytkownik</w:t>
+      </w:r>
+      <w:r>
+        <w:rPr>
+          <w:rFonts w:asciiTheme="minorHAnsi" w:hAnsiTheme="minorHAnsi" w:cstheme="minorBidi"/>
+        </w:rPr>
+        <w:t xml:space="preserve"> </w:t>
+      </w:r>
+      <w:r>
+        <w:rPr>
+          <w:rFonts w:asciiTheme="minorHAnsi" w:hAnsiTheme="minorHAnsi" w:cstheme="minorBidi"/>
+        </w:rPr>
+        <w:t>-</w:t>
+      </w:r>
+      <w:r>
+        <w:rPr>
+          <w:rFonts w:asciiTheme="minorHAnsi" w:hAnsiTheme="minorHAnsi" w:cstheme="minorBidi"/>
+        </w:rPr>
+        <w:t xml:space="preserve"> </w:t>
+      </w:r>
+      <w:r>
+        <w:rPr>
+          <w:rFonts w:asciiTheme="minorHAnsi" w:hAnsiTheme="minorHAnsi" w:cstheme="minorBidi"/>
+        </w:rPr>
+        <w:t>A</w:t>
+      </w:r>
+      <w:r>
+        <w:rPr>
+          <w:rFonts w:asciiTheme="minorHAnsi" w:hAnsiTheme="minorHAnsi" w:cstheme="minorBidi"/>
+        </w:rPr>
+        <w:t>bstrakcyjna klasa bazowa dla wszystkich osób w systemie</w:t>
+      </w:r>
+      <w:r>
+        <w:rPr>
+          <w:rFonts w:asciiTheme="minorHAnsi" w:hAnsiTheme="minorHAnsi" w:cstheme="minorBidi"/>
+        </w:rPr>
+        <w:t>.</w:t>
+      </w:r>
+      <w:r>
+        <w:rPr>
+          <w:rFonts w:asciiTheme="minorHAnsi" w:hAnsiTheme="minorHAnsi" w:cstheme="minorBidi"/>
+        </w:rPr>
+        <w:t xml:space="preserve"> </w:t>
+      </w:r>
+      <w:r>
+        <w:rPr>
+          <w:rFonts w:asciiTheme="minorHAnsi" w:hAnsiTheme="minorHAnsi" w:cstheme="minorBidi"/>
+        </w:rPr>
+        <w:t>P</w:t>
+      </w:r>
+      <w:r>
+        <w:rPr>
+          <w:rFonts w:asciiTheme="minorHAnsi" w:hAnsiTheme="minorHAnsi" w:cstheme="minorBidi"/>
+        </w:rPr>
+        <w:t>rzechowuje dane osobowe i obsługuje logowanie.</w:t>
+      </w:r>
+    </w:p>
+    <w:p>
+      <w:pPr>
+        <w:pStyle w:val="NormalnyWeb"/>
+        <w:rPr>
+          <w:rFonts w:asciiTheme="minorHAnsi" w:hAnsiTheme="minorHAnsi" w:cstheme="minorBidi"/>
+        </w:rPr>
+      </w:pPr>
+      <w:r>
+        <w:rPr>
+          <w:rFonts w:asciiTheme="minorHAnsi" w:hAnsiTheme="minorHAnsi" w:cstheme="minorBidi"/>
+          <w:b/>
+          <w:bCs/>
           <w:i/>
           <w:iCs/>
           <w:sz w:val="28"/>
@@ -13476,6 +13546,52 @@
           <w:rFonts w:asciiTheme="minorHAnsi" w:hAnsiTheme="minorHAnsi" w:cstheme="minorBidi"/>
         </w:rPr>
         <w:t>- Służy do zgłaszania problemów, np. awarii sprzętu lub innych sytuacji wymagających reakcji. Zawiera opis, kategorię i priorytet zgłoszenia.</w:t>
+      </w:r>
+    </w:p>
+    <w:p>
+      <w:pPr>
+        <w:pStyle w:val="NormalnyWeb"/>
+        <w:rPr>
+          <w:rFonts w:asciiTheme="minorHAnsi" w:hAnsiTheme="minorHAnsi" w:cstheme="minorBidi"/>
+        </w:rPr>
+      </w:pPr>
+      <w:r>
+        <w:rPr>
+          <w:rFonts w:asciiTheme="minorHAnsi" w:hAnsiTheme="minorHAnsi" w:cstheme="minorBidi"/>
+          <w:b/>
+          <w:bCs/>
+        </w:rPr>
+        <w:t>DziennikZdarzen</w:t>
+      </w:r>
+      <w:r>
+        <w:rPr>
+          <w:rFonts w:asciiTheme="minorHAnsi" w:hAnsiTheme="minorHAnsi" w:cstheme="minorBidi"/>
+        </w:rPr>
+        <w:t xml:space="preserve"> </w:t>
+      </w:r>
+      <w:r>
+        <w:rPr>
+          <w:rFonts w:asciiTheme="minorHAnsi" w:hAnsiTheme="minorHAnsi" w:cstheme="minorBidi"/>
+        </w:rPr>
+        <w:t>-</w:t>
+      </w:r>
+      <w:r>
+        <w:rPr>
+          <w:rFonts w:asciiTheme="minorHAnsi" w:hAnsiTheme="minorHAnsi" w:cstheme="minorBidi"/>
+        </w:rPr>
+        <w:t xml:space="preserve"> </w:t>
+      </w:r>
+      <w:r>
+        <w:rPr>
+          <w:rFonts w:asciiTheme="minorHAnsi" w:hAnsiTheme="minorHAnsi" w:cstheme="minorBidi"/>
+        </w:rPr>
+        <w:t>Zapisuje</w:t>
+      </w:r>
+      <w:r>
+        <w:rPr>
+          <w:rFonts w:asciiTheme="minorHAnsi" w:hAnsiTheme="minorHAnsi" w:cstheme="minorBidi"/>
+        </w:rPr>
+        <w:t xml:space="preserve"> operacje wykonywane w systemie wraz z datą i użytkownikiem.</w:t>
       </w:r>
     </w:p>
     <w:p/>
@@ -14360,7 +14476,25 @@
           <w:sz w:val="16"/>
           <w:szCs w:val="16"/>
         </w:rPr>
-        <w:t xml:space="preserve"> (FromularzZgłoszenia)</w:t>
+        <w:t xml:space="preserve"> (Fromularz</w:t>
+      </w:r>
+      <w:r>
+        <w:rPr>
+          <w:b/>
+          <w:bCs/>
+          <w:sz w:val="16"/>
+          <w:szCs w:val="16"/>
+        </w:rPr>
+        <w:t>Rejestracji</w:t>
+      </w:r>
+      <w:r>
+        <w:rPr>
+          <w:b/>
+          <w:bCs/>
+          <w:sz w:val="16"/>
+          <w:szCs w:val="16"/>
+        </w:rPr>
+        <w:t>)</w:t>
       </w:r>
     </w:p>
     <w:p>
@@ -15594,6 +15728,9 @@
         <w:pStyle w:val="Nagwek2"/>
       </w:pPr>
       <w:r>
+        <w:rPr>
+          <w:noProof/>
+        </w:rPr>
         <w:lastRenderedPageBreak/>
         <w:drawing>
           <wp:inline distT="0" distB="0" distL="0" distR="0" wp14:anchorId="130AFB52" wp14:editId="4CE5757D">
@@ -15632,6 +15769,9 @@
         </w:drawing>
       </w:r>
       <w:r>
+        <w:rPr>
+          <w:noProof/>
+        </w:rPr>
         <w:drawing>
           <wp:inline distT="0" distB="0" distL="0" distR="0" wp14:anchorId="6E7680EA" wp14:editId="2F37CC14">
             <wp:extent cx="5731510" cy="3111500"/>
@@ -15669,6 +15809,9 @@
         </w:drawing>
       </w:r>
       <w:r>
+        <w:rPr>
+          <w:noProof/>
+        </w:rPr>
         <w:lastRenderedPageBreak/>
         <w:drawing>
           <wp:inline distT="0" distB="0" distL="0" distR="0" wp14:anchorId="544907B0" wp14:editId="6B5FA92E">
@@ -15712,6 +15855,9 @@
         <w:pStyle w:val="Nagwek2"/>
       </w:pPr>
       <w:r>
+        <w:rPr>
+          <w:noProof/>
+        </w:rPr>
         <w:drawing>
           <wp:inline distT="0" distB="0" distL="0" distR="0" wp14:anchorId="2D1ADC21" wp14:editId="2C0ADED5">
             <wp:extent cx="5731510" cy="3096895"/>
@@ -15754,6 +15900,9 @@
         <w:pStyle w:val="Nagwek2"/>
       </w:pPr>
       <w:r>
+        <w:rPr>
+          <w:noProof/>
+        </w:rPr>
         <w:lastRenderedPageBreak/>
         <w:drawing>
           <wp:inline distT="0" distB="0" distL="0" distR="0" wp14:anchorId="43CDD976" wp14:editId="7CE26526">
@@ -15797,6 +15946,9 @@
         <w:pStyle w:val="Nagwek2"/>
       </w:pPr>
       <w:r>
+        <w:rPr>
+          <w:noProof/>
+        </w:rPr>
         <w:lastRenderedPageBreak/>
         <w:drawing>
           <wp:inline distT="0" distB="0" distL="0" distR="0" wp14:anchorId="443C6E99" wp14:editId="2A215C63">
@@ -15835,6 +15987,9 @@
         </w:drawing>
       </w:r>
       <w:r>
+        <w:rPr>
+          <w:noProof/>
+        </w:rPr>
         <w:drawing>
           <wp:inline distT="0" distB="0" distL="0" distR="0" wp14:anchorId="548B0914" wp14:editId="1E98B933">
             <wp:extent cx="5731510" cy="4413885"/>
@@ -15872,6 +16027,9 @@
         </w:drawing>
       </w:r>
       <w:r>
+        <w:rPr>
+          <w:noProof/>
+        </w:rPr>
         <w:drawing>
           <wp:inline distT="0" distB="0" distL="0" distR="0" wp14:anchorId="1ACC4CDB" wp14:editId="1A5874E0">
             <wp:extent cx="5731510" cy="1679575"/>
@@ -15909,6 +16067,9 @@
         </w:drawing>
       </w:r>
       <w:r>
+        <w:rPr>
+          <w:noProof/>
+        </w:rPr>
         <w:lastRenderedPageBreak/>
         <w:drawing>
           <wp:inline distT="0" distB="0" distL="0" distR="0" wp14:anchorId="3D5CD095" wp14:editId="354355E3">
@@ -15947,6 +16108,9 @@
         </w:drawing>
       </w:r>
       <w:r>
+        <w:rPr>
+          <w:noProof/>
+        </w:rPr>
         <w:drawing>
           <wp:inline distT="0" distB="0" distL="0" distR="0" wp14:anchorId="1447B7DA" wp14:editId="3530A24E">
             <wp:extent cx="5731510" cy="2128520"/>
@@ -15984,6 +16148,9 @@
         </w:drawing>
       </w:r>
       <w:r>
+        <w:rPr>
+          <w:noProof/>
+        </w:rPr>
         <w:drawing>
           <wp:inline distT="0" distB="0" distL="0" distR="0" wp14:anchorId="3CFB5ADD" wp14:editId="5FB5174E">
             <wp:extent cx="5731510" cy="2084070"/>
@@ -16021,6 +16188,9 @@
         </w:drawing>
       </w:r>
       <w:r>
+        <w:rPr>
+          <w:noProof/>
+        </w:rPr>
         <w:lastRenderedPageBreak/>
         <w:drawing>
           <wp:inline distT="0" distB="0" distL="0" distR="0" wp14:anchorId="6BCB6446" wp14:editId="5CE50590">
@@ -16059,6 +16229,9 @@
         </w:drawing>
       </w:r>
       <w:r>
+        <w:rPr>
+          <w:noProof/>
+        </w:rPr>
         <w:lastRenderedPageBreak/>
         <w:drawing>
           <wp:inline distT="0" distB="0" distL="0" distR="0" wp14:anchorId="5724387E" wp14:editId="452D2B71">
@@ -16102,6 +16275,9 @@
         <w:pStyle w:val="Nagwek2"/>
       </w:pPr>
       <w:r>
+        <w:rPr>
+          <w:noProof/>
+        </w:rPr>
         <w:drawing>
           <wp:inline distT="0" distB="0" distL="0" distR="0" wp14:anchorId="7E5926F0" wp14:editId="38030E40">
             <wp:extent cx="5731510" cy="1812290"/>
@@ -18817,18 +18993,56 @@
       </w:pPr>
       <w:bookmarkStart w:id="44" w:name="_Toc2046828340"/>
       <w:r>
+        <w:lastRenderedPageBreak/>
         <w:t>8.3. Diagram Gantta</w:t>
       </w:r>
       <w:bookmarkEnd w:id="44"/>
     </w:p>
-    <w:p/>
+    <w:p>
+      <w:r>
+        <w:drawing>
+          <wp:inline distT="0" distB="0" distL="0" distR="0" wp14:anchorId="0B407311" wp14:editId="5D6D07CE">
+            <wp:extent cx="5731510" cy="3011805"/>
+            <wp:effectExtent l="0" t="0" r="2540" b="0"/>
+            <wp:docPr id="1007126201" name="Obraz 1"/>
+            <wp:cNvGraphicFramePr>
+              <a:graphicFrameLocks xmlns:a="http://schemas.openxmlformats.org/drawingml/2006/main" noChangeAspect="1"/>
+            </wp:cNvGraphicFramePr>
+            <a:graphic xmlns:a="http://schemas.openxmlformats.org/drawingml/2006/main">
+              <a:graphicData uri="http://schemas.openxmlformats.org/drawingml/2006/picture">
+                <pic:pic xmlns:pic="http://schemas.openxmlformats.org/drawingml/2006/picture">
+                  <pic:nvPicPr>
+                    <pic:cNvPr id="1007126201" name=""/>
+                    <pic:cNvPicPr/>
+                  </pic:nvPicPr>
+                  <pic:blipFill>
+                    <a:blip r:embed="rId33"/>
+                    <a:stretch>
+                      <a:fillRect/>
+                    </a:stretch>
+                  </pic:blipFill>
+                  <pic:spPr>
+                    <a:xfrm>
+                      <a:off x="0" y="0"/>
+                      <a:ext cx="5731510" cy="3011805"/>
+                    </a:xfrm>
+                    <a:prstGeom prst="rect">
+                      <a:avLst/>
+                    </a:prstGeom>
+                  </pic:spPr>
+                </pic:pic>
+              </a:graphicData>
+            </a:graphic>
+          </wp:inline>
+        </w:drawing>
+      </w:r>
+    </w:p>
     <w:p>
       <w:pPr>
         <w:pStyle w:val="Nagwek1"/>
       </w:pPr>
       <w:bookmarkStart w:id="45" w:name="_Toc596672136"/>
       <w:r>
-        <w:lastRenderedPageBreak/>
         <w:t>9. Analiza ryzyka projektu</w:t>
       </w:r>
       <w:bookmarkEnd w:id="45"/>
@@ -19123,6 +19337,7 @@
           <w:b/>
           <w:bCs/>
         </w:rPr>
+        <w:lastRenderedPageBreak/>
         <w:t>Działania zapobiegawcze:</w:t>
       </w:r>
       <w:r>
@@ -19294,7 +19509,6 @@
           <w:b/>
           <w:bCs/>
         </w:rPr>
-        <w:lastRenderedPageBreak/>
         <w:t>Działania zapobiegawcze:</w:t>
       </w:r>
       <w:r>
@@ -19987,7 +20201,6 @@
                 <w:b/>
                 <w:bCs/>
               </w:rPr>
-              <w:lastRenderedPageBreak/>
               <w:t>I. Koncepcja, analiza i projektowanie</w:t>
             </w:r>
           </w:p>
@@ -20621,6 +20834,7 @@
           <w:b/>
           <w:bCs/>
         </w:rPr>
+        <w:lastRenderedPageBreak/>
         <w:t>Transza I (Zaliczka) – 20% (19 580,00 PLN):</w:t>
       </w:r>
       <w:r>
@@ -20779,7 +20993,6 @@
           <w:b/>
           <w:bCs/>
         </w:rPr>
-        <w:lastRenderedPageBreak/>
         <w:t>Odbiór ostateczny:</w:t>
       </w:r>
       <w:r>
@@ -20927,7 +21140,14 @@
         <w:rPr>
           <w:rFonts w:ascii="Calibri" w:eastAsia="Calibri" w:hAnsi="Calibri" w:cs="Calibri"/>
         </w:rPr>
-        <w:t xml:space="preserve"> Gwarantowany czas podjęcia interwencji przy błędach krytycznych do 24 godzin (w dni robocze). Pakiet obejmuje nadzór nad automatycznymi kopiami zapasowymi bazy danych klientów, łatki bezpieczeństwa oraz pulę 8 godzin pracy programisty w miesiącu na drobne modyfikacje w systemie. </w:t>
+        <w:t xml:space="preserve"> Gwarantowany czas podjęcia interwencji przy błędach krytycznych do 24 godzin (w dni robocze). Pakiet obejmuje nadzór nad automatycznymi kopiami zapasowymi bazy danych klientów, łatki bezpieczeństwa </w:t>
+      </w:r>
+      <w:r>
+        <w:rPr>
+          <w:rFonts w:ascii="Calibri" w:eastAsia="Calibri" w:hAnsi="Calibri" w:cs="Calibri"/>
+        </w:rPr>
+        <w:lastRenderedPageBreak/>
+        <w:t xml:space="preserve">oraz pulę 8 godzin pracy programisty w miesiącu na drobne modyfikacje w systemie. </w:t>
       </w:r>
       <w:r>
         <w:rPr>
@@ -20949,8 +21169,8 @@
       </w:r>
     </w:p>
     <w:sectPr>
-      <w:headerReference w:type="default" r:id="rId33"/>
-      <w:footerReference w:type="default" r:id="rId34"/>
+      <w:headerReference w:type="default" r:id="rId34"/>
+      <w:footerReference w:type="default" r:id="rId35"/>
       <w:pgSz w:w="11906" w:h="16838"/>
       <w:pgMar w:top="1440" w:right="1440" w:bottom="1440" w:left="1440" w:header="708" w:footer="708" w:gutter="0"/>
       <w:cols w:space="708"/>
